--- a/Шаблони/Контрольний рапорт — генератор.docx
+++ b/Шаблони/Контрольний рапорт — генератор.docx
@@ -9,7 +9,7 @@
     </w:p>
     <w:p>
       <w:r>
-        <w:t>Генератор: {{генератор_назва}}. Інвентарний номер: {{генератор_інвентарний_номер}}. Стан: {{генератор_статус}}. Примітка: {{генератор_примітка}}.</w:t>
+        <w:t>Генератор: {{генератор_1_назва}}. Інвентарний номер: {{генератор_1_інвентарний_номер}}. Стан: {{генератор_1_статус}}. Примітка: {{генератор_1_примітка}}.</w:t>
       </w:r>
     </w:p>
     <w:sectPr>
